--- a/Диплом/ЧерновоеТЗ_2.0_Бородина.А.В.docx
+++ b/Диплом/ЧерновоеТЗ_2.0_Бородина.А.В.docx
@@ -4362,7 +4362,7 @@
         <w:rPr>
           <w:rFonts w:ascii="Times New Roman" w:hAnsi="Times New Roman" w:cs="Times New Roman"/>
         </w:rPr>
-        <w:t>5</w:t>
+        <w:t>6</w:t>
       </w:r>
       <w:r>
         <w:rPr>
